--- a/documents/thesis manuscript/manuscript_260331.docx
+++ b/documents/thesis manuscript/manuscript_260331.docx
@@ -1105,13 +1105,7 @@
         <w:rPr>
           <w:rFonts w:ascii="Times New Roman" w:hAnsi="Times New Roman" w:cs="Times New Roman"/>
         </w:rPr>
-        <w:t>Standing genetic variation is often structured across multiple spatial scales rather than forming a homogeneous pool</w:t>
-      </w:r>
-      <w:r>
-        <w:rPr>
-          <w:rFonts w:ascii="Times New Roman" w:hAnsi="Times New Roman" w:cs="Times New Roman"/>
-        </w:rPr>
-        <w:t xml:space="preserve"> </w:t>
+        <w:t xml:space="preserve">Standing genetic variation is often structured across multiple spatial scales rather than forming a homogeneous pool </w:t>
       </w:r>
       <w:r>
         <w:rPr>
@@ -1504,13 +1498,7 @@
         <w:rPr>
           <w:rFonts w:ascii="Times New Roman" w:hAnsi="Times New Roman" w:cs="Times New Roman"/>
         </w:rPr>
-        <w:t>community are well documented</w:t>
-      </w:r>
-      <w:r>
-        <w:rPr>
-          <w:rFonts w:ascii="Times New Roman" w:hAnsi="Times New Roman" w:cs="Times New Roman"/>
-        </w:rPr>
-        <w:t>, but the effect</w:t>
+        <w:t>community are well documented, but the effect</w:t>
       </w:r>
       <w:r>
         <w:rPr>
@@ -1615,13 +1603,7 @@
         <w:rPr>
           <w:rFonts w:ascii="Times New Roman" w:hAnsi="Times New Roman" w:cs="Times New Roman"/>
         </w:rPr>
-        <w:t xml:space="preserve"> The southern edge of its range includes populations in the Apalachicola National Forest in Northern Florida. </w:t>
-      </w:r>
-      <w:r>
-        <w:rPr>
-          <w:rFonts w:ascii="Times New Roman" w:hAnsi="Times New Roman" w:cs="Times New Roman"/>
-        </w:rPr>
-        <w:t>Apalachicola National Forest is expected to experience a 2–4 °C increase in average daytime temperatures, shifting from 25 °C to 30 °C, by the year 2100 (</w:t>
+        <w:t xml:space="preserve"> The southern edge of its range includes populations in the Apalachicola National Forest in Northern Florida. Apalachicola National Forest is expected to experience a 2–4 °C increase in average daytime temperatures, shifting from 25 °C to 30 °C, by the year 2100 (</w:t>
       </w:r>
       <w:r>
         <w:rPr>
@@ -2378,13 +2360,7 @@
         <w:rPr>
           <w:rFonts w:ascii="Times New Roman" w:hAnsi="Times New Roman" w:cs="Times New Roman"/>
         </w:rPr>
-        <w:t xml:space="preserve">I performed </w:t>
-      </w:r>
-      <w:r>
-        <w:rPr>
-          <w:rFonts w:ascii="Times New Roman" w:hAnsi="Times New Roman" w:cs="Times New Roman"/>
-        </w:rPr>
-        <w:t xml:space="preserve">laboratory </w:t>
+        <w:t xml:space="preserve">I performed laboratory </w:t>
       </w:r>
       <w:r>
         <w:rPr>
@@ -2410,13 +2386,7 @@
         <w:rPr>
           <w:rFonts w:ascii="Times New Roman" w:hAnsi="Times New Roman" w:cs="Times New Roman"/>
         </w:rPr>
-        <w:t xml:space="preserve"> leaves</w:t>
-      </w:r>
-      <w:r>
-        <w:rPr>
-          <w:rFonts w:ascii="Times New Roman" w:hAnsi="Times New Roman" w:cs="Times New Roman"/>
-        </w:rPr>
-        <w:t xml:space="preserve"> to investigate the </w:t>
+        <w:t xml:space="preserve"> leaves to investigate the </w:t>
       </w:r>
       <w:r>
         <w:rPr>
@@ -2591,25 +2561,7 @@
         <w:rPr>
           <w:rFonts w:ascii="Times New Roman" w:hAnsi="Times New Roman" w:cs="Times New Roman"/>
         </w:rPr>
-        <w:t>C</w:t>
-      </w:r>
-      <w:r>
-        <w:rPr>
-          <w:rFonts w:ascii="Times New Roman" w:hAnsi="Times New Roman" w:cs="Times New Roman"/>
-        </w:rPr>
-        <w:t xml:space="preserve"> and 30 </w:t>
-      </w:r>
-      <w:r>
-        <w:rPr>
-          <w:rFonts w:ascii="Times New Roman" w:hAnsi="Times New Roman" w:cs="Times New Roman"/>
-        </w:rPr>
-        <w:t>°C</w:t>
-      </w:r>
-      <w:r>
-        <w:rPr>
-          <w:rFonts w:ascii="Times New Roman" w:hAnsi="Times New Roman" w:cs="Times New Roman"/>
-        </w:rPr>
-        <w:t xml:space="preserve">. </w:t>
+        <w:t xml:space="preserve">C and 30 °C. </w:t>
       </w:r>
       <w:r>
         <w:rPr>
@@ -2723,13 +2675,7 @@
         <w:rPr>
           <w:rFonts w:ascii="Times New Roman" w:hAnsi="Times New Roman" w:cs="Times New Roman"/>
         </w:rPr>
-        <w:t xml:space="preserve">30 </w:t>
-      </w:r>
-      <w:r>
-        <w:rPr>
-          <w:rFonts w:ascii="Times New Roman" w:hAnsi="Times New Roman" w:cs="Times New Roman"/>
-        </w:rPr>
-        <w:t>°C</w:t>
+        <w:t>30 °C</w:t>
       </w:r>
       <w:r>
         <w:rPr>
@@ -3251,8 +3197,13 @@
         </w:rPr>
         <w:t xml:space="preserve">) function in the </w:t>
       </w:r>
+      <w:r>
+        <w:rPr>
+          <w:rFonts w:ascii="Times New Roman" w:hAnsi="Times New Roman" w:cs="Times New Roman"/>
+        </w:rPr>
+        <w:t>‘</w:t>
+      </w:r>
       <w:proofErr w:type="spellStart"/>
-      <w:proofErr w:type="gramStart"/>
       <w:r>
         <w:rPr>
           <w:rFonts w:ascii="Times New Roman" w:hAnsi="Times New Roman" w:cs="Times New Roman"/>
@@ -3260,12 +3211,89 @@
         <w:t>growthrates</w:t>
       </w:r>
       <w:proofErr w:type="spellEnd"/>
-      <w:proofErr w:type="gramEnd"/>
-      <w:r>
-        <w:rPr>
-          <w:rFonts w:ascii="Times New Roman" w:hAnsi="Times New Roman" w:cs="Times New Roman"/>
-        </w:rPr>
-        <w:t xml:space="preserve"> package. Maximum growth rate was defined by equation (</w:t>
+      <w:r>
+        <w:rPr>
+          <w:rFonts w:ascii="Times New Roman" w:hAnsi="Times New Roman" w:cs="Times New Roman"/>
+        </w:rPr>
+        <w:t>’</w:t>
+      </w:r>
+      <w:r>
+        <w:rPr>
+          <w:rFonts w:ascii="Times New Roman" w:hAnsi="Times New Roman" w:cs="Times New Roman"/>
+        </w:rPr>
+        <w:t xml:space="preserve"> package</w:t>
+      </w:r>
+      <w:r>
+        <w:rPr>
+          <w:rFonts w:ascii="Times New Roman" w:hAnsi="Times New Roman" w:cs="Times New Roman"/>
+        </w:rPr>
+        <w:t xml:space="preserve"> </w:t>
+      </w:r>
+      <w:r>
+        <w:rPr>
+          <w:rFonts w:ascii="Times New Roman" w:hAnsi="Times New Roman" w:cs="Times New Roman"/>
+        </w:rPr>
+        <w:t>(</w:t>
+      </w:r>
+      <w:r>
+        <w:rPr>
+          <w:rFonts w:ascii="Times New Roman" w:hAnsi="Times New Roman" w:cs="Times New Roman"/>
+        </w:rPr>
+        <w:t>v0.8.</w:t>
+      </w:r>
+      <w:r>
+        <w:rPr>
+          <w:rFonts w:ascii="Times New Roman" w:hAnsi="Times New Roman" w:cs="Times New Roman"/>
+        </w:rPr>
+        <w:t xml:space="preserve">5) </w:t>
+      </w:r>
+      <w:r>
+        <w:rPr>
+          <w:rFonts w:ascii="Times New Roman" w:hAnsi="Times New Roman" w:cs="Times New Roman"/>
+        </w:rPr>
+        <w:t>with</w:t>
+      </w:r>
+      <w:r>
+        <w:rPr>
+          <w:rFonts w:ascii="Times New Roman" w:hAnsi="Times New Roman" w:cs="Times New Roman"/>
+        </w:rPr>
+        <w:t>in R (</w:t>
+      </w:r>
+      <w:r>
+        <w:rPr>
+          <w:rFonts w:ascii="Times New Roman" w:hAnsi="Times New Roman" w:cs="Times New Roman"/>
+        </w:rPr>
+        <w:t>v4.5.</w:t>
+      </w:r>
+      <w:r>
+        <w:rPr>
+          <w:rFonts w:ascii="Times New Roman" w:hAnsi="Times New Roman" w:cs="Times New Roman"/>
+        </w:rPr>
+        <w:t>2</w:t>
+      </w:r>
+      <w:r>
+        <w:rPr>
+          <w:rFonts w:ascii="Times New Roman" w:hAnsi="Times New Roman" w:cs="Times New Roman"/>
+        </w:rPr>
+        <w:t>)</w:t>
+      </w:r>
+      <w:r>
+        <w:rPr>
+          <w:rFonts w:ascii="Times New Roman" w:hAnsi="Times New Roman" w:cs="Times New Roman"/>
+        </w:rPr>
+        <w:t xml:space="preserve">. Maximum growth rate was defined by </w:t>
+      </w:r>
+      <w:r>
+        <w:rPr>
+          <w:rFonts w:ascii="Times New Roman" w:hAnsi="Times New Roman" w:cs="Times New Roman"/>
+        </w:rPr>
+        <w:t>E</w:t>
+      </w:r>
+      <w:r>
+        <w:rPr>
+          <w:rFonts w:ascii="Times New Roman" w:hAnsi="Times New Roman" w:cs="Times New Roman"/>
+        </w:rPr>
+        <w:t xml:space="preserve">quation </w:t>
       </w:r>
       <w:r>
         <w:rPr>
@@ -3277,7 +3305,7 @@
         <w:rPr>
           <w:rFonts w:ascii="Times New Roman" w:hAnsi="Times New Roman" w:cs="Times New Roman"/>
         </w:rPr>
-        <w:t xml:space="preserve">) as the first derivative of the fitted spline over time, representing the highest instantaneous per-capita growth rate of each replicate. </w:t>
+        <w:t xml:space="preserve"> as the first derivative of the fitted spline over time, representing the highest instantaneous per-capita growth rate of each replicate. </w:t>
       </w:r>
     </w:p>
     <w:p>
@@ -3472,14 +3500,6 @@
           <w:rFonts w:ascii="Times New Roman" w:hAnsi="Times New Roman" w:cs="Times New Roman"/>
         </w:rPr>
       </w:pPr>
-    </w:p>
-    <w:p>
-      <w:pPr>
-        <w:spacing w:after="0" w:line="480" w:lineRule="auto"/>
-        <w:rPr>
-          <w:rFonts w:ascii="Times New Roman" w:hAnsi="Times New Roman" w:cs="Times New Roman"/>
-        </w:rPr>
-      </w:pPr>
       <w:r>
         <w:rPr>
           <w:rFonts w:ascii="Times New Roman" w:hAnsi="Times New Roman" w:cs="Times New Roman"/>
@@ -3548,20 +3568,20 @@
         <w:rPr>
           <w:rFonts w:ascii="Times New Roman" w:hAnsi="Times New Roman" w:cs="Times New Roman"/>
         </w:rPr>
-        <w:t xml:space="preserve"> and flat against the surface of the </w:t>
+        <w:t xml:space="preserve"> and flat against the surface of the slide. </w:t>
+      </w:r>
+      <w:r>
+        <w:rPr>
+          <w:rFonts w:ascii="Times New Roman" w:hAnsi="Times New Roman" w:cs="Times New Roman"/>
+        </w:rPr>
+        <w:t>From these images, rotifers were first isolated using object identification with a custom-</w:t>
       </w:r>
       <w:r>
         <w:rPr>
           <w:rFonts w:ascii="Times New Roman" w:hAnsi="Times New Roman" w:cs="Times New Roman"/>
         </w:rPr>
         <w:lastRenderedPageBreak/>
-        <w:t xml:space="preserve">slide. </w:t>
-      </w:r>
-      <w:r>
-        <w:rPr>
-          <w:rFonts w:ascii="Times New Roman" w:hAnsi="Times New Roman" w:cs="Times New Roman"/>
-        </w:rPr>
-        <w:t xml:space="preserve">From these images, rotifers were first isolated using object identification with a custom-trained YOLO11s model </w:t>
+        <w:t xml:space="preserve">trained YOLO11s model </w:t>
       </w:r>
       <w:r>
         <w:rPr>
@@ -3959,13 +3979,7 @@
         <w:rPr>
           <w:rFonts w:ascii="Times New Roman" w:hAnsi="Times New Roman" w:cs="Times New Roman"/>
         </w:rPr>
-        <w:t>.</w:t>
-      </w:r>
-      <w:r>
-        <w:rPr>
-          <w:rFonts w:ascii="Times New Roman" w:hAnsi="Times New Roman" w:cs="Times New Roman"/>
-        </w:rPr>
-        <w:t xml:space="preserve"> </w:t>
+        <w:t xml:space="preserve">. </w:t>
       </w:r>
       <w:r>
         <w:rPr>
@@ -4085,9 +4099,15 @@
         <w:rPr>
           <w:rFonts w:ascii="Times New Roman" w:hAnsi="Times New Roman" w:cs="Times New Roman"/>
         </w:rPr>
+        <w:tab/>
+        <w:t xml:space="preserve">Experimental cultures were established in 15 ml sterile conical tubes. For each clone, the appropriate volume of clonal stock culture was added to six replicate tubes so that the final </w:t>
+      </w:r>
+      <w:r>
+        <w:rPr>
+          <w:rFonts w:ascii="Times New Roman" w:hAnsi="Times New Roman" w:cs="Times New Roman"/>
+        </w:rPr>
         <w:lastRenderedPageBreak/>
-        <w:tab/>
-        <w:t xml:space="preserve">Experimental cultures were established in 15 ml sterile conical tubes. For each clone, the appropriate volume of clonal stock culture was added to six replicate tubes so that the final density of rotifers was 5 individuals per ml in 10 ml of AFW medium (as described above). In an effort to better match the community of bacteria present among clones in these experimental cultures, I prepared a stock bacterial culture. </w:t>
+        <w:t xml:space="preserve">density of rotifers was 5 individuals per ml in 10 ml of AFW medium (as described above). In an effort to better match the community of bacteria present among clones in these experimental cultures, I prepared a stock bacterial culture. </w:t>
       </w:r>
       <w:r>
         <w:rPr>
@@ -4263,14 +4283,14 @@
         <w:rPr>
           <w:rFonts w:ascii="Times New Roman" w:hAnsi="Times New Roman" w:cs="Times New Roman"/>
         </w:rPr>
-        <w:t xml:space="preserve"> per ml. These experimental </w:t>
+        <w:t xml:space="preserve"> per ml. These experimental cultures were established in 50 ml conical tubes, and had a total volume of 20 ml of AFW </w:t>
       </w:r>
       <w:r>
         <w:rPr>
           <w:rFonts w:ascii="Times New Roman" w:hAnsi="Times New Roman" w:cs="Times New Roman"/>
         </w:rPr>
         <w:lastRenderedPageBreak/>
-        <w:t xml:space="preserve">cultures were established in 50 ml conical tubes, and had a total volume of 20 ml of AFW medium. Each replicate received 5 mg of sterile fish food powder dissolved in deionized water and 50 </w:t>
+        <w:t xml:space="preserve">medium. Each replicate received 5 mg of sterile fish food powder dissolved in deionized water and 50 </w:t>
       </w:r>
       <w:r>
         <w:rPr>
@@ -4500,23 +4520,23 @@
           <w:b/>
           <w:bCs/>
         </w:rPr>
+        <w:t>Results</w:t>
+      </w:r>
+    </w:p>
+    <w:p>
+      <w:pPr>
+        <w:spacing w:after="0" w:line="480" w:lineRule="auto"/>
+        <w:rPr>
+          <w:rFonts w:ascii="Times New Roman" w:hAnsi="Times New Roman" w:cs="Times New Roman"/>
+          <w:u w:val="single"/>
+        </w:rPr>
+      </w:pPr>
+      <w:r>
+        <w:rPr>
+          <w:rFonts w:ascii="Times New Roman" w:hAnsi="Times New Roman" w:cs="Times New Roman"/>
+          <w:u w:val="single"/>
+        </w:rPr>
         <w:lastRenderedPageBreak/>
-        <w:t>Results</w:t>
-      </w:r>
-    </w:p>
-    <w:p>
-      <w:pPr>
-        <w:spacing w:after="0" w:line="480" w:lineRule="auto"/>
-        <w:rPr>
-          <w:rFonts w:ascii="Times New Roman" w:hAnsi="Times New Roman" w:cs="Times New Roman"/>
-          <w:u w:val="single"/>
-        </w:rPr>
-      </w:pPr>
-      <w:r>
-        <w:rPr>
-          <w:rFonts w:ascii="Times New Roman" w:hAnsi="Times New Roman" w:cs="Times New Roman"/>
-          <w:u w:val="single"/>
-        </w:rPr>
         <w:t>Effects of temperature</w:t>
       </w:r>
       <w:r>
@@ -4840,6 +4860,7 @@
         <w:rPr>
           <w:rFonts w:ascii="Times New Roman" w:hAnsi="Times New Roman" w:cs="Times New Roman"/>
         </w:rPr>
+        <w:lastRenderedPageBreak/>
         <w:t xml:space="preserve">Small-scale patterns in community structure of </w:t>
       </w:r>
       <w:r>
@@ -5473,7 +5494,6 @@
           <w:rFonts w:ascii="Times New Roman" w:hAnsi="Times New Roman" w:cs="Times New Roman"/>
           <w:highlight w:val="magenta"/>
         </w:rPr>
-        <w:lastRenderedPageBreak/>
         <w:t xml:space="preserve">Arnold, P.A., Nicotra, A.B., and </w:t>
       </w:r>
       <w:proofErr w:type="spellStart"/>
@@ -5515,6 +5535,7 @@
         <w:rPr>
           <w:rFonts w:ascii="Times New Roman" w:hAnsi="Times New Roman" w:cs="Times New Roman"/>
         </w:rPr>
+        <w:lastRenderedPageBreak/>
         <w:t>Variation in thermal traits of different natural populations results mainly from plastic response to the local environment in common garden studies (dinoflagellates)</w:t>
       </w:r>
     </w:p>
@@ -6500,7 +6521,6 @@
         <w:rPr>
           <w:rFonts w:ascii="Times New Roman" w:hAnsi="Times New Roman" w:cs="Times New Roman"/>
         </w:rPr>
-        <w:lastRenderedPageBreak/>
         <w:t xml:space="preserve">Argues that plasticity must be an integral part of any framework aimed </w:t>
       </w:r>
       <w:r>
@@ -6551,6 +6571,7 @@
         <w:rPr>
           <w:rFonts w:ascii="Times New Roman" w:hAnsi="Times New Roman" w:cs="Times New Roman"/>
         </w:rPr>
+        <w:lastRenderedPageBreak/>
         <w:t>Differences in fitness (</w:t>
       </w:r>
       <w:r>
@@ -7489,6 +7510,7 @@
           <w:b/>
           <w:bCs/>
         </w:rPr>
+        <w:lastRenderedPageBreak/>
         <w:t>Salinas, S. (2019)</w:t>
       </w:r>
     </w:p>
@@ -17126,6 +17148,7 @@
   <w:style w:type="character" w:default="1" w:styleId="DefaultParagraphFont">
     <w:name w:val="Default Paragraph Font"/>
     <w:uiPriority w:val="1"/>
+    <w:semiHidden/>
     <w:unhideWhenUsed/>
   </w:style>
   <w:style w:type="table" w:default="1" w:styleId="TableNormal">
